--- a/dist/Lucas-Selani-CV-Fullstack-PT-BR.docx
+++ b/dist/Lucas-Selani-CV-Fullstack-PT-BR.docx
@@ -2,7 +2,7 @@
 <file path=word/document.xml><?xml version="1.0" encoding="utf-8"?>
 <w:document xmlns:w="http://schemas.openxmlformats.org/wordprocessingml/2006/main" xmlns:m="http://schemas.openxmlformats.org/officeDocument/2006/math" xmlns:r="http://schemas.openxmlformats.org/officeDocument/2006/relationships" xmlns:o="urn:schemas-microsoft-com:office:office" xmlns:v="urn:schemas-microsoft-com:vml" xmlns:w10="urn:schemas-microsoft-com:office:word" xmlns:a="http://schemas.openxmlformats.org/drawingml/2006/main" xmlns:pic="http://schemas.openxmlformats.org/drawingml/2006/picture" xmlns:wp="http://schemas.openxmlformats.org/drawingml/2006/wordprocessingDrawing">
   <w:body>
-    <w:bookmarkStart w:id="21" w:name="lucas-selani"/>
+    <w:bookmarkStart w:id="24" w:name="lucas-selani"/>
     <w:p>
       <w:pPr>
         <w:pStyle w:val="Heading1"/>
@@ -20,7 +20,7 @@
           <w:b/>
           <w:bCs/>
         </w:rPr>
-        <w:t xml:space="preserve">Engenheiro de Software Sênior — Fullstack &amp; Mobile (TypeScript/Node.js · Rust · Flutter)</w:t>
+        <w:t xml:space="preserve">Engenheiro de Software Sênior — Fullstack &amp; Mobile · Rust, Java, Go, React, Flutter · AWS/GCP</w:t>
       </w:r>
     </w:p>
     <w:p>
@@ -28,7 +28,7 @@
         <w:pStyle w:val="BodyText"/>
       </w:pPr>
       <w:r>
-        <w:t xml:space="preserve">Brasil · Remoto (UTC-3) · CLT ou PJ</w:t>
+        <w:t xml:space="preserve">Belo Horizonte, MG · Remoto · CLT ou PJ</w:t>
       </w:r>
     </w:p>
     <w:p>
@@ -81,7 +81,7 @@
         <w:pStyle w:val="FirstParagraph"/>
       </w:pPr>
       <w:r>
-        <w:t xml:space="preserve">Engenheiro de Software Sênior com mais de 8 anos construindo produtos de ponta a ponta, de ferramentas de backend em Rust e TypeScript/Node.js a apps Flutter e Android nativo, em fintech (mais de 10 milhões de usuários) e identidade digital. Na Will Bank, arquitetei uma plataforma full stack de Server-Driven UI (SDUI): uma camada em Rust serializa modelos do backend em um contrato JSON tipado renderizado por um motor Flutter, permitindo publicar fluxos de segurança sem release nas lojas. Atualmente construo um pipeline de orquestração multiagentes de IA em TypeScript.</w:t>
+        <w:t xml:space="preserve">Engenheiro de Software Sênior com mais de 9 anos construindo produtos de ponta a ponta em fintech (mais de 10 milhões de usuários) e identidade digital (mais de 200 mil usuários ativos). Escrevo serviços de backend em Rust, Java e Go na AWS com PostgreSQL, e os clientes mobile e web que os consomem em Flutter, Android nativo e React. Na Will Bank, construí um sistema full stack de Server-Driven UI (SDUI) que transformou um ciclo de release de duas semanas em uma mudança instantânea no backend, e migrei um serviço legado de Java para Rust.</w:t>
       </w:r>
     </w:p>
     <w:bookmarkEnd w:id="11"/>
@@ -107,13 +107,13 @@
           <w:b/>
           <w:bCs/>
         </w:rPr>
-        <w:t xml:space="preserve">Backend e Linguagens:</w:t>
-      </w:r>
-      <w:r>
-        <w:t xml:space="preserve"> </w:t>
-      </w:r>
-      <w:r>
-        <w:t xml:space="preserve">TypeScript, Node.js, Rust, Kotlin, Java, Dart, APIs REST, contratos/serialização JSON, Microsserviços</w:t>
+        <w:t xml:space="preserve">Backend:</w:t>
+      </w:r>
+      <w:r>
+        <w:t xml:space="preserve"> </w:t>
+      </w:r>
+      <w:r>
+        <w:t xml:space="preserve">Rust, Java, Go, Node.js/JavaScript, TypeScript, APIs REST, Microsserviços, PostgreSQL, Redis</w:t>
       </w:r>
     </w:p>
     <w:p>
@@ -129,13 +129,13 @@
           <w:b/>
           <w:bCs/>
         </w:rPr>
-        <w:t xml:space="preserve">Arquitetura:</w:t>
-      </w:r>
-      <w:r>
-        <w:t xml:space="preserve"> </w:t>
-      </w:r>
-      <w:r>
-        <w:t xml:space="preserve">Server-Driven UI (SDUI), System Design, Clean Architecture, Arquitetura Modular, Monorepos, Micro-frontends, Design Systems</w:t>
+        <w:t xml:space="preserve">Cloud e DevOps:</w:t>
+      </w:r>
+      <w:r>
+        <w:t xml:space="preserve"> </w:t>
+      </w:r>
+      <w:r>
+        <w:t xml:space="preserve">AWS, GCP, Docker, Kubernetes, Terraform, CI/CD (GitHub Actions), Trunk-Based Development, Feature Flags</w:t>
       </w:r>
     </w:p>
     <w:p>
@@ -151,13 +151,13 @@
           <w:b/>
           <w:bCs/>
         </w:rPr>
-        <w:t xml:space="preserve">Mobile:</w:t>
-      </w:r>
-      <w:r>
-        <w:t xml:space="preserve"> </w:t>
-      </w:r>
-      <w:r>
-        <w:t xml:space="preserve">Flutter, Android (Kotlin/Java), iOS</w:t>
+        <w:t xml:space="preserve">Mobile e Web:</w:t>
+      </w:r>
+      <w:r>
+        <w:t xml:space="preserve"> </w:t>
+      </w:r>
+      <w:r>
+        <w:t xml:space="preserve">Flutter, Dart, Android (Kotlin, Java), iOS via Flutter, React, BLoC, Firebase</w:t>
       </w:r>
     </w:p>
     <w:p>
@@ -173,13 +173,13 @@
           <w:b/>
           <w:bCs/>
         </w:rPr>
-        <w:t xml:space="preserve">DevOps e Qualidade:</w:t>
-      </w:r>
-      <w:r>
-        <w:t xml:space="preserve"> </w:t>
-      </w:r>
-      <w:r>
-        <w:t xml:space="preserve">CI/CD (GitHub Actions), Trunk-Based Development, Git, Testes automatizados, Playwright</w:t>
+        <w:t xml:space="preserve">Arquitetura:</w:t>
+      </w:r>
+      <w:r>
+        <w:t xml:space="preserve"> </w:t>
+      </w:r>
+      <w:r>
+        <w:t xml:space="preserve">Server-Driven UI (SDUI), Microsserviços, Clean Architecture, Arquitetura Modular, Design Systems, RFCs e ADRs</w:t>
       </w:r>
     </w:p>
     <w:p>
@@ -195,13 +195,13 @@
           <w:b/>
           <w:bCs/>
         </w:rPr>
-        <w:t xml:space="preserve">IA e Automação:</w:t>
-      </w:r>
-      <w:r>
-        <w:t xml:space="preserve"> </w:t>
-      </w:r>
-      <w:r>
-        <w:t xml:space="preserve">Agentes de LLM, orquestração de IA, integração com LLMs (Ollama, Gemini), ComfyUI, Remotion, FFmpeg</w:t>
+        <w:t xml:space="preserve">IA:</w:t>
+      </w:r>
+      <w:r>
+        <w:t xml:space="preserve"> </w:t>
+      </w:r>
+      <w:r>
+        <w:t xml:space="preserve">Agentes de LLM, Claude Code, Ollama, ComfyUI, Remotion, Playwright</w:t>
       </w:r>
     </w:p>
     <w:bookmarkEnd w:id="12"/>
@@ -214,13 +214,13 @@
         <w:t xml:space="preserve">Experiência Profissional</w:t>
       </w:r>
     </w:p>
-    <w:bookmarkStart w:id="13" w:name="Xc3678bc735a694d9c7ff5321d646a5e2dd510e0"/>
+    <w:bookmarkStart w:id="13" w:name="X5514be0dd20482d2abe8afbe5b6ce1720c74592"/>
     <w:p>
       <w:pPr>
         <w:pStyle w:val="Heading3"/>
       </w:pPr>
       <w:r>
-        <w:t xml:space="preserve">Engenheiro de Software Sênior — Autônomo (Independente) | Jul 2026 – Atual</w:t>
+        <w:t xml:space="preserve">Engenheiro de Software Sênior — Autônomo | Jul 2026 – Atual</w:t>
       </w:r>
     </w:p>
     <w:p>
@@ -232,115 +232,7 @@
         </w:numPr>
       </w:pPr>
       <w:r>
-        <w:t xml:space="preserve">Construo o</w:t>
-      </w:r>
-      <w:r>
-        <w:t xml:space="preserve"> </w:t>
-      </w:r>
-      <w:r>
-        <w:rPr>
-          <w:b/>
-          <w:bCs/>
-        </w:rPr>
-        <w:t xml:space="preserve">Darkrunner</w:t>
-      </w:r>
-      <w:r>
-        <w:t xml:space="preserve">, um pipeline de orquestração multiagentes de IA em</w:t>
-      </w:r>
-      <w:r>
-        <w:t xml:space="preserve"> </w:t>
-      </w:r>
-      <w:r>
-        <w:rPr>
-          <w:b/>
-          <w:bCs/>
-        </w:rPr>
-        <w:t xml:space="preserve">TypeScript/Node.js</w:t>
-      </w:r>
-      <w:r>
-        <w:t xml:space="preserve"> </w:t>
-      </w:r>
-      <w:r>
-        <w:t xml:space="preserve">(monorepo) no qual agentes de roteiro, planejamento e QA produzem vídeos para o YouTube de ponta a ponta, sem edição manual.</w:t>
-      </w:r>
-    </w:p>
-    <w:p>
-      <w:pPr>
-        <w:pStyle w:val="Compact"/>
-        <w:numPr>
-          <w:ilvl w:val="0"/>
-          <w:numId w:val="1002"/>
-        </w:numPr>
-      </w:pPr>
-      <w:r>
-        <w:t xml:space="preserve">Integrei</w:t>
-      </w:r>
-      <w:r>
-        <w:t xml:space="preserve"> </w:t>
-      </w:r>
-      <w:r>
-        <w:rPr>
-          <w:b/>
-          <w:bCs/>
-        </w:rPr>
-        <w:t xml:space="preserve">Remotion</w:t>
-      </w:r>
-      <w:r>
-        <w:t xml:space="preserve"> </w:t>
-      </w:r>
-      <w:r>
-        <w:t xml:space="preserve">para renderização programática de vídeo e</w:t>
-      </w:r>
-      <w:r>
-        <w:t xml:space="preserve"> </w:t>
-      </w:r>
-      <w:r>
-        <w:rPr>
-          <w:b/>
-          <w:bCs/>
-        </w:rPr>
-        <w:t xml:space="preserve">Playwright</w:t>
-      </w:r>
-      <w:r>
-        <w:t xml:space="preserve"> </w:t>
-      </w:r>
-      <w:r>
-        <w:t xml:space="preserve">para automação web, com inferência local de modelos (</w:t>
-      </w:r>
-      <w:r>
-        <w:rPr>
-          <w:b/>
-          <w:bCs/>
-        </w:rPr>
-        <w:t xml:space="preserve">Ollama</w:t>
-      </w:r>
-      <w:r>
-        <w:t xml:space="preserve">,</w:t>
-      </w:r>
-      <w:r>
-        <w:t xml:space="preserve"> </w:t>
-      </w:r>
-      <w:r>
-        <w:rPr>
-          <w:b/>
-          <w:bCs/>
-        </w:rPr>
-        <w:t xml:space="preserve">ComfyUI</w:t>
-      </w:r>
-      <w:r>
-        <w:t xml:space="preserve">) gerando imagens, TTS e roteiros sob demanda.</w:t>
-      </w:r>
-    </w:p>
-    <w:p>
-      <w:pPr>
-        <w:pStyle w:val="Compact"/>
-        <w:numPr>
-          <w:ilvl w:val="0"/>
-          <w:numId w:val="1002"/>
-        </w:numPr>
-      </w:pPr>
-      <w:r>
-        <w:t xml:space="preserve">Stack: TypeScript, Node.js, agentes de LLM, Remotion, Playwright, Ollama, ComfyUI, FFmpeg.</w:t>
+        <w:t xml:space="preserve">Construo projetos de automação com IA: uma operação de conteúdo para YouTube conduzida por agentes, com jobs do Claude Code, scripts e documentação para pesquisa de nicho, roteiro, narração e geração de vídeo.</w:t>
       </w:r>
     </w:p>
     <w:bookmarkEnd w:id="13"/>
@@ -362,7 +254,7 @@
           <w:i/>
           <w:iCs/>
         </w:rPr>
-        <w:t xml:space="preserve">Fintech com mais de 10 milhões de usuários · Prevenção a Fraudes e Segurança · Remoto · Departamento de engenharia encerrado em jul/2026.</w:t>
+        <w:t xml:space="preserve">Fintech com mais de 10 milhões de usuários · Prevenção a Fraudes · Remoto · Departamento de engenharia encerrado em jul/2026.</w:t>
       </w:r>
     </w:p>
     <w:p>
@@ -374,23 +266,75 @@
         </w:numPr>
       </w:pPr>
       <w:r>
-        <w:t xml:space="preserve">Arquitetei uma plataforma de</w:t>
-      </w:r>
-      <w:r>
-        <w:t xml:space="preserve"> </w:t>
-      </w:r>
-      <w:r>
-        <w:rPr>
-          <w:b/>
-          <w:bCs/>
-        </w:rPr>
-        <w:t xml:space="preserve">Server-Driven UI (SDUI)</w:t>
-      </w:r>
-      <w:r>
-        <w:t xml:space="preserve"> </w:t>
-      </w:r>
-      <w:r>
-        <w:t xml:space="preserve">entre backend e app, desacoplando os desafios de segurança das releases e viabilizando hotfixes instantâneos e testes A/B sem análise das lojas.</w:t>
+        <w:t xml:space="preserve">Desenvolvi e mantive 4 microsserviços de backend (</w:t>
+      </w:r>
+      <w:r>
+        <w:rPr>
+          <w:b/>
+          <w:bCs/>
+        </w:rPr>
+        <w:t xml:space="preserve">Rust</w:t>
+      </w:r>
+      <w:r>
+        <w:t xml:space="preserve">,</w:t>
+      </w:r>
+      <w:r>
+        <w:t xml:space="preserve"> </w:t>
+      </w:r>
+      <w:r>
+        <w:rPr>
+          <w:b/>
+          <w:bCs/>
+        </w:rPr>
+        <w:t xml:space="preserve">Java</w:t>
+      </w:r>
+      <w:r>
+        <w:t xml:space="preserve">, JavaScript) na</w:t>
+      </w:r>
+      <w:r>
+        <w:t xml:space="preserve"> </w:t>
+      </w:r>
+      <w:r>
+        <w:rPr>
+          <w:b/>
+          <w:bCs/>
+        </w:rPr>
+        <w:t xml:space="preserve">AWS</w:t>
+      </w:r>
+      <w:r>
+        <w:t xml:space="preserve"> </w:t>
+      </w:r>
+      <w:r>
+        <w:t xml:space="preserve">com</w:t>
+      </w:r>
+      <w:r>
+        <w:t xml:space="preserve"> </w:t>
+      </w:r>
+      <w:r>
+        <w:rPr>
+          <w:b/>
+          <w:bCs/>
+        </w:rPr>
+        <w:t xml:space="preserve">PostgreSQL</w:t>
+      </w:r>
+      <w:r>
+        <w:t xml:space="preserve"> </w:t>
+      </w:r>
+      <w:r>
+        <w:t xml:space="preserve">para o fluxo de desafios de segurança, chamado em</w:t>
+      </w:r>
+      <w:r>
+        <w:t xml:space="preserve"> </w:t>
+      </w:r>
+      <w:r>
+        <w:rPr>
+          <w:b/>
+          <w:bCs/>
+        </w:rPr>
+        <w:t xml:space="preserve">toda transação Pix</w:t>
+      </w:r>
+      <w:r>
+        <w:t xml:space="preserve">: o app envia o fluxo (Pix, cartão e outros) e o backend decide qual desafio exibir.</w:t>
       </w:r>
     </w:p>
     <w:p>
@@ -402,23 +346,68 @@
         </w:numPr>
       </w:pPr>
       <w:r>
-        <w:t xml:space="preserve">Desenvolvi ferramentas de alta performance em</w:t>
-      </w:r>
-      <w:r>
-        <w:t xml:space="preserve"> </w:t>
-      </w:r>
-      <w:r>
-        <w:rPr>
-          <w:b/>
-          <w:bCs/>
-        </w:rPr>
-        <w:t xml:space="preserve">Rust</w:t>
-      </w:r>
-      <w:r>
-        <w:t xml:space="preserve"> </w:t>
-      </w:r>
-      <w:r>
-        <w:t xml:space="preserve">que serializam structs do backend no contrato JSON consumido pelo motor de SDUI em Flutter, garantindo type safety de ponta a ponta e conformidade com a latência p99.</w:t>
+        <w:t xml:space="preserve">Construí sobre ele um sistema full stack de</w:t>
+      </w:r>
+      <w:r>
+        <w:t xml:space="preserve"> </w:t>
+      </w:r>
+      <w:r>
+        <w:rPr>
+          <w:b/>
+          <w:bCs/>
+        </w:rPr>
+        <w:t xml:space="preserve">Server-Driven UI (SDUI)</w:t>
+      </w:r>
+      <w:r>
+        <w:t xml:space="preserve">: o backend devolve as telas e o app</w:t>
+      </w:r>
+      <w:r>
+        <w:t xml:space="preserve"> </w:t>
+      </w:r>
+      <w:r>
+        <w:rPr>
+          <w:b/>
+          <w:bCs/>
+        </w:rPr>
+        <w:t xml:space="preserve">Flutter</w:t>
+      </w:r>
+      <w:r>
+        <w:t xml:space="preserve"> </w:t>
+      </w:r>
+      <w:r>
+        <w:t xml:space="preserve">apenas as renderiza, e mudanças nas telas de senha do cartão passaram de um</w:t>
+      </w:r>
+      <w:r>
+        <w:t xml:space="preserve"> </w:t>
+      </w:r>
+      <w:r>
+        <w:rPr>
+          <w:b/>
+          <w:bCs/>
+        </w:rPr>
+        <w:t xml:space="preserve">ciclo de release de duas semanas</w:t>
+      </w:r>
+      <w:r>
+        <w:t xml:space="preserve"> </w:t>
+      </w:r>
+      <w:r>
+        <w:t xml:space="preserve">(corte, beta, publicação nas lojas) para uma</w:t>
+      </w:r>
+      <w:r>
+        <w:t xml:space="preserve"> </w:t>
+      </w:r>
+      <w:r>
+        <w:rPr>
+          <w:b/>
+          <w:bCs/>
+        </w:rPr>
+        <w:t xml:space="preserve">mudança instantânea no backend</w:t>
+      </w:r>
+      <w:r>
+        <w:t xml:space="preserve"> </w:t>
+      </w:r>
+      <w:r>
+        <w:t xml:space="preserve">com feature flag.</w:t>
       </w:r>
     </w:p>
     <w:p>
@@ -430,20 +419,7 @@
         </w:numPr>
       </w:pPr>
       <w:r>
-        <w:t xml:space="preserve">Desenvolvi os</w:t>
-      </w:r>
-      <w:r>
-        <w:t xml:space="preserve"> </w:t>
-      </w:r>
-      <w:r>
-        <w:rPr>
-          <w:b/>
-          <w:bCs/>
-        </w:rPr>
-        <w:t xml:space="preserve">fluxos de segurança de cash-in/cash-out</w:t>
-      </w:r>
-      <w:r>
-        <w:t xml:space="preserve">, com mecanismos de desafio adaptativos que analisam dados do usuário em tempo real para aprovar transações de uma base de mais de 10 milhões de usuários.</w:t>
+        <w:t xml:space="preserve">Migrei sozinho o serviço legado de senha do cartão de Java para Rust e levei suas telas para SDUI.</w:t>
       </w:r>
     </w:p>
     <w:p>
@@ -455,17 +431,29 @@
         </w:numPr>
       </w:pPr>
       <w:r>
-        <w:t xml:space="preserve">Stack: Rust, Flutter/Dart, Server-Driven UI, APIs JSON, CI/CD.</w:t>
+        <w:t xml:space="preserve">Escrevi RFCs e ADRs da migração do serviço, da adoção de SDUI no app e de uma refatoração do pacote de prevenção a fraudes, que adicionou eventos e logs a um código com muitos bugs e sem observabilidade.</w:t>
+      </w:r>
+    </w:p>
+    <w:p>
+      <w:pPr>
+        <w:pStyle w:val="Compact"/>
+        <w:numPr>
+          <w:ilvl w:val="0"/>
+          <w:numId w:val="1003"/>
+        </w:numPr>
+      </w:pPr>
+      <w:r>
+        <w:t xml:space="preserve">Stack: Rust, Java, JavaScript, AWS, PostgreSQL, Flutter, Dart, Server-Driven UI, Feature Flags.</w:t>
       </w:r>
     </w:p>
     <w:bookmarkEnd w:id="14"/>
-    <w:bookmarkStart w:id="15" w:name="X302fd739df74b269eb468cd1937d837bcdc1c33"/>
+    <w:bookmarkStart w:id="15" w:name="X68ba6c93ebf2090bd8b60874f0bc8ad3f9351d2"/>
     <w:p>
       <w:pPr>
         <w:pStyle w:val="Heading3"/>
       </w:pPr>
       <w:r>
-        <w:t xml:space="preserve">Desenvolvedor Flutter Sênior — Unico IDtech | Jun 2020 – Nov 2024</w:t>
+        <w:t xml:space="preserve">Desenvolvedor de Software Sênior — Unico IDtech | Jun 2020 – Nov 2024</w:t>
       </w:r>
     </w:p>
     <w:p>
@@ -477,7 +465,7 @@
           <w:i/>
           <w:iCs/>
         </w:rPr>
-        <w:t xml:space="preserve">Líder brasileira em identidade digital · Remoto.</w:t>
+        <w:t xml:space="preserve">Líder brasileira em identidade digital · Remoto · Entrei como Desenvolvedor de Software e fui promovido a Sênior (IC5) em 2022.</w:t>
       </w:r>
     </w:p>
     <w:p>
@@ -489,36 +477,36 @@
         </w:numPr>
       </w:pPr>
       <w:r>
-        <w:t xml:space="preserve">Arquitetei e escalei um</w:t>
-      </w:r>
-      <w:r>
-        <w:t xml:space="preserve"> </w:t>
-      </w:r>
-      <w:r>
-        <w:rPr>
-          <w:b/>
-          <w:bCs/>
-        </w:rPr>
-        <w:t xml:space="preserve">super-app Flutter</w:t>
-      </w:r>
-      <w:r>
-        <w:t xml:space="preserve"> </w:t>
-      </w:r>
-      <w:r>
-        <w:t xml:space="preserve">multimódulo com mais de</w:t>
-      </w:r>
-      <w:r>
-        <w:t xml:space="preserve"> </w:t>
-      </w:r>
-      <w:r>
-        <w:rPr>
-          <w:b/>
-          <w:bCs/>
-        </w:rPr>
-        <w:t xml:space="preserve">200 mil usuários ativos</w:t>
-      </w:r>
-      <w:r>
-        <w:t xml:space="preserve">, integrando biometria facial segura e documentos digitais.</w:t>
+        <w:t xml:space="preserve">No último ano, migrei para o fullstack: 6 meses como engenheiro de backend em</w:t>
+      </w:r>
+      <w:r>
+        <w:t xml:space="preserve"> </w:t>
+      </w:r>
+      <w:r>
+        <w:rPr>
+          <w:b/>
+          <w:bCs/>
+        </w:rPr>
+        <w:t xml:space="preserve">Go</w:t>
+      </w:r>
+      <w:r>
+        <w:t xml:space="preserve"> </w:t>
+      </w:r>
+      <w:r>
+        <w:t xml:space="preserve">(depois de contribuir no BFF em Go) e 6 meses em web com</w:t>
+      </w:r>
+      <w:r>
+        <w:t xml:space="preserve"> </w:t>
+      </w:r>
+      <w:r>
+        <w:rPr>
+          <w:b/>
+          <w:bCs/>
+        </w:rPr>
+        <w:t xml:space="preserve">React</w:t>
+      </w:r>
+      <w:r>
+        <w:t xml:space="preserve">.</w:t>
       </w:r>
     </w:p>
     <w:p>
@@ -530,39 +518,36 @@
         </w:numPr>
       </w:pPr>
       <w:r>
-        <w:t xml:space="preserve">Projetei o</w:t>
-      </w:r>
-      <w:r>
-        <w:t xml:space="preserve"> </w:t>
-      </w:r>
-      <w:r>
-        <w:rPr>
-          <w:b/>
-          <w:bCs/>
-        </w:rPr>
-        <w:t xml:space="preserve">Módulo Core</w:t>
-      </w:r>
-      <w:r>
-        <w:t xml:space="preserve"> </w:t>
-      </w:r>
-      <w:r>
-        <w:t xml:space="preserve">e o</w:t>
-      </w:r>
-      <w:r>
-        <w:t xml:space="preserve"> </w:t>
-      </w:r>
-      <w:r>
-        <w:rPr>
-          <w:b/>
-          <w:bCs/>
-        </w:rPr>
-        <w:t xml:space="preserve">Design System</w:t>
-      </w:r>
-      <w:r>
-        <w:t xml:space="preserve"> </w:t>
-      </w:r>
-      <w:r>
-        <w:t xml:space="preserve">fundamentais, uma biblioteca de componentes reutilizável adotada em todos os projetos Flutter da empresa.</w:t>
+        <w:t xml:space="preserve">Arquitetei e escalei um</w:t>
+      </w:r>
+      <w:r>
+        <w:t xml:space="preserve"> </w:t>
+      </w:r>
+      <w:r>
+        <w:rPr>
+          <w:b/>
+          <w:bCs/>
+        </w:rPr>
+        <w:t xml:space="preserve">super-app Flutter</w:t>
+      </w:r>
+      <w:r>
+        <w:t xml:space="preserve"> </w:t>
+      </w:r>
+      <w:r>
+        <w:t xml:space="preserve">multimódulo com mais de</w:t>
+      </w:r>
+      <w:r>
+        <w:t xml:space="preserve"> </w:t>
+      </w:r>
+      <w:r>
+        <w:rPr>
+          <w:b/>
+          <w:bCs/>
+        </w:rPr>
+        <w:t xml:space="preserve">200 mil usuários ativos</w:t>
+      </w:r>
+      <w:r>
+        <w:t xml:space="preserve">, com biometria facial e documentos digitais.</w:t>
       </w:r>
     </w:p>
     <w:p>
@@ -574,36 +559,20 @@
         </w:numPr>
       </w:pPr>
       <w:r>
-        <w:t xml:space="preserve">Construí o pipeline de</w:t>
-      </w:r>
-      <w:r>
-        <w:t xml:space="preserve"> </w:t>
-      </w:r>
-      <w:r>
-        <w:rPr>
-          <w:b/>
-          <w:bCs/>
-        </w:rPr>
-        <w:t xml:space="preserve">CI/CD</w:t>
-      </w:r>
-      <w:r>
-        <w:t xml:space="preserve"> </w:t>
-      </w:r>
-      <w:r>
-        <w:t xml:space="preserve">de um</w:t>
-      </w:r>
-      <w:r>
-        <w:t xml:space="preserve"> </w:t>
-      </w:r>
-      <w:r>
-        <w:rPr>
-          <w:b/>
-          <w:bCs/>
-        </w:rPr>
-        <w:t xml:space="preserve">monorepo trunk-based</w:t>
-      </w:r>
-      <w:r>
-        <w:t xml:space="preserve">, automatizando testes e viabilizando um trem de releases semanal confiável para App Store e Google Play.</w:t>
+        <w:t xml:space="preserve">Dividi o app em pacotes por funcionalidade, cada um com seu time dono via</w:t>
+      </w:r>
+      <w:r>
+        <w:t xml:space="preserve"> </w:t>
+      </w:r>
+      <w:r>
+        <w:rPr>
+          <w:b/>
+          <w:bCs/>
+        </w:rPr>
+        <w:t xml:space="preserve">CODEOWNERS</w:t>
+      </w:r>
+      <w:r>
+        <w:t xml:space="preserve">, o que reduziu o tempo de build e os conflitos de merge, deixou o code review com o time responsável e permitiu rodar cada módulo isoladamente.</w:t>
       </w:r>
     </w:p>
     <w:p>
@@ -615,17 +584,77 @@
         </w:numPr>
       </w:pPr>
       <w:r>
-        <w:t xml:space="preserve">Stack: Flutter, Dart, Clean Architecture, Arquitetura Modular, Monorepo, GitHub Actions.</w:t>
+        <w:t xml:space="preserve">Projetei o</w:t>
+      </w:r>
+      <w:r>
+        <w:t xml:space="preserve"> </w:t>
+      </w:r>
+      <w:r>
+        <w:rPr>
+          <w:b/>
+          <w:bCs/>
+        </w:rPr>
+        <w:t xml:space="preserve">Módulo Core</w:t>
+      </w:r>
+      <w:r>
+        <w:t xml:space="preserve"> </w:t>
+      </w:r>
+      <w:r>
+        <w:t xml:space="preserve">e o</w:t>
+      </w:r>
+      <w:r>
+        <w:t xml:space="preserve"> </w:t>
+      </w:r>
+      <w:r>
+        <w:rPr>
+          <w:b/>
+          <w:bCs/>
+        </w:rPr>
+        <w:t xml:space="preserve">Design System</w:t>
+      </w:r>
+      <w:r>
+        <w:t xml:space="preserve"> </w:t>
+      </w:r>
+      <w:r>
+        <w:t xml:space="preserve">usados por todos os módulos do super-app, e construí o</w:t>
+      </w:r>
+      <w:r>
+        <w:t xml:space="preserve"> </w:t>
+      </w:r>
+      <w:r>
+        <w:rPr>
+          <w:b/>
+          <w:bCs/>
+        </w:rPr>
+        <w:t xml:space="preserve">CI/CD</w:t>
+      </w:r>
+      <w:r>
+        <w:t xml:space="preserve"> </w:t>
+      </w:r>
+      <w:r>
+        <w:t xml:space="preserve">do monorepo trunk-based com trem de releases semanal.</w:t>
+      </w:r>
+    </w:p>
+    <w:p>
+      <w:pPr>
+        <w:pStyle w:val="Compact"/>
+        <w:numPr>
+          <w:ilvl w:val="0"/>
+          <w:numId w:val="1004"/>
+        </w:numPr>
+      </w:pPr>
+      <w:r>
+        <w:t xml:space="preserve">Stack: Go, React, Flutter, Dart, Monorepo, GitHub Actions.</w:t>
       </w:r>
     </w:p>
     <w:bookmarkEnd w:id="15"/>
-    <w:bookmarkStart w:id="16" w:name="X14b420f26cbbdc12c7d0014c7846130c2d670ae"/>
+    <w:bookmarkStart w:id="16" w:name="X035484a831a49f254e7a1c20d9c731ca3384cf5"/>
     <w:p>
       <w:pPr>
         <w:pStyle w:val="Heading3"/>
       </w:pPr>
       <w:r>
-        <w:t xml:space="preserve">Desenvolvedor Android Pleno — Toodoo | Jan 2019 – Jun 2020</w:t>
+        <w:t xml:space="preserve">Desenvolvedor Android — Toodoo | Jan 2019 – Jun 2020</w:t>
       </w:r>
     </w:p>
     <w:p>
@@ -637,7 +666,7 @@
           <w:i/>
           <w:iCs/>
         </w:rPr>
-        <w:t xml:space="preserve">São Paulo, Brasil.</w:t>
+        <w:t xml:space="preserve">São Paulo, SP · Projetos de agência.</w:t>
       </w:r>
     </w:p>
     <w:p>
@@ -649,7 +678,23 @@
         </w:numPr>
       </w:pPr>
       <w:r>
-        <w:t xml:space="preserve">Desenvolvi funcionalidades de alto impacto para grandes clientes, incluindo um módulo de banco digital para a</w:t>
+        <w:t xml:space="preserve">Desenvolvi funcionalidades</w:t>
+      </w:r>
+      <w:r>
+        <w:t xml:space="preserve"> </w:t>
+      </w:r>
+      <w:r>
+        <w:rPr>
+          <w:b/>
+          <w:bCs/>
+        </w:rPr>
+        <w:t xml:space="preserve">Android</w:t>
+      </w:r>
+      <w:r>
+        <w:t xml:space="preserve"> </w:t>
+      </w:r>
+      <w:r>
+        <w:t xml:space="preserve">nativas para apps de clientes, incluindo um módulo de banco digital para a</w:t>
       </w:r>
       <w:r>
         <w:t xml:space="preserve"> </w:t>
@@ -678,19 +723,7 @@
         <w:t xml:space="preserve">Burger King</w:t>
       </w:r>
       <w:r>
-        <w:t xml:space="preserve">.</w:t>
-      </w:r>
-    </w:p>
-    <w:p>
-      <w:pPr>
-        <w:pStyle w:val="Compact"/>
-        <w:numPr>
-          <w:ilvl w:val="0"/>
-          <w:numId w:val="1005"/>
-        </w:numPr>
-      </w:pPr>
-      <w:r>
-        <w:t xml:space="preserve">Construí do zero um app Android nativo para a</w:t>
+        <w:t xml:space="preserve">, e um app do zero para a</w:t>
       </w:r>
       <w:r>
         <w:t xml:space="preserve"> </w:t>
@@ -703,7 +736,10 @@
         <w:t xml:space="preserve">Wooza</w:t>
       </w:r>
       <w:r>
-        <w:t xml:space="preserve">, viabilizando a portabilidade entre operadoras telefônicas.</w:t>
+        <w:t xml:space="preserve"> </w:t>
+      </w:r>
+      <w:r>
+        <w:t xml:space="preserve">(portabilidade de operadora).</w:t>
       </w:r>
     </w:p>
     <w:bookmarkEnd w:id="16"/>
@@ -725,7 +761,7 @@
           <w:i/>
           <w:iCs/>
         </w:rPr>
-        <w:t xml:space="preserve">Minas Gerais, Brasil.</w:t>
+        <w:t xml:space="preserve">Santa Rita do Sapucaí, MG.</w:t>
       </w:r>
     </w:p>
     <w:p>
@@ -737,23 +773,7 @@
         </w:numPr>
       </w:pPr>
       <w:r>
-        <w:t xml:space="preserve">Desenvolvi soluções de</w:t>
-      </w:r>
-      <w:r>
-        <w:t xml:space="preserve"> </w:t>
-      </w:r>
-      <w:r>
-        <w:rPr>
-          <w:b/>
-          <w:bCs/>
-        </w:rPr>
-        <w:t xml:space="preserve">backend em Java</w:t>
-      </w:r>
-      <w:r>
-        <w:t xml:space="preserve"> </w:t>
-      </w:r>
-      <w:r>
-        <w:t xml:space="preserve">para um projeto de telecomunicações de grande escala da</w:t>
+        <w:t xml:space="preserve">Desenvolvi funcionalidades de backend em JavaScript sobre uma plataforma proprietária, em um projeto de telecomunicações da</w:t>
       </w:r>
       <w:r>
         <w:t xml:space="preserve"> </w:t>
@@ -766,7 +786,26 @@
         <w:t xml:space="preserve">Ericsson</w:t>
       </w:r>
       <w:r>
-        <w:t xml:space="preserve">, com mais de 400 pessoas.</w:t>
+        <w:t xml:space="preserve"> </w:t>
+      </w:r>
+      <w:r>
+        <w:t xml:space="preserve">com mais de 400 pessoas, e apps</w:t>
+      </w:r>
+      <w:r>
+        <w:t xml:space="preserve"> </w:t>
+      </w:r>
+      <w:r>
+        <w:rPr>
+          <w:b/>
+          <w:bCs/>
+        </w:rPr>
+        <w:t xml:space="preserve">Android</w:t>
+      </w:r>
+      <w:r>
+        <w:t xml:space="preserve"> </w:t>
+      </w:r>
+      <w:r>
+        <w:t xml:space="preserve">nativos por 2 anos.</w:t>
       </w:r>
     </w:p>
     <w:p>
@@ -778,17 +817,49 @@
         </w:numPr>
       </w:pPr>
       <w:r>
-        <w:t xml:space="preserve">Desenvolvi e mantive aplicativos Android nativos por 2 anos; iniciei a carreira em QA (3 anos), com testes de segurança, performance e usabilidade.</w:t>
+        <w:t xml:space="preserve">Iniciei a carreira em QA (3 anos), com testes de segurança, performance e usabilidade.</w:t>
       </w:r>
     </w:p>
     <w:bookmarkEnd w:id="17"/>
     <w:bookmarkEnd w:id="18"/>
-    <w:bookmarkStart w:id="19" w:name="formação-acadêmica"/>
+    <w:bookmarkStart w:id="20" w:name="projetos"/>
     <w:p>
       <w:pPr>
         <w:pStyle w:val="Heading2"/>
       </w:pPr>
       <w:r>
+        <w:t xml:space="preserve">Projetos</w:t>
+      </w:r>
+    </w:p>
+    <w:bookmarkStart w:id="19" w:name="Xbc0271f3e38794417449e446dd8836f12462705"/>
+    <w:p>
+      <w:pPr>
+        <w:pStyle w:val="Heading3"/>
+      </w:pPr>
+      <w:r>
+        <w:t xml:space="preserve">Darkrunner — pipeline automatizado de vídeo (TypeScript/Node.js, privado)</w:t>
+      </w:r>
+    </w:p>
+    <w:p>
+      <w:pPr>
+        <w:pStyle w:val="Compact"/>
+        <w:numPr>
+          <w:ilvl w:val="0"/>
+          <w:numId w:val="1007"/>
+        </w:numPr>
+      </w:pPr>
+      <w:r>
+        <w:t xml:space="preserve">Monorepo TypeScript em que agentes de LLM cuidam de roteiro, planejamento e QA: a partir apenas do nome do canal, produzia um vídeo completo (roteiro, narração, imagens, efeitos, legendas) e fazia o upload no YouTube, chegando a 15 vídeos por dia em 5 canais. Feito com Remotion, Playwright, Ollama e ComfyUI.</w:t>
+      </w:r>
+    </w:p>
+    <w:bookmarkEnd w:id="19"/>
+    <w:bookmarkEnd w:id="20"/>
+    <w:bookmarkStart w:id="21" w:name="formação-acadêmica"/>
+    <w:p>
+      <w:pPr>
+        <w:pStyle w:val="Heading2"/>
+      </w:pPr>
+      <w:r>
         <w:t xml:space="preserve">Formação Acadêmica</w:t>
       </w:r>
     </w:p>
@@ -810,13 +881,41 @@
         <w:t xml:space="preserve">— Inatel (Instituto Nacional de Telecomunicações) | 2014 – 2018</w:t>
       </w:r>
     </w:p>
-    <w:bookmarkEnd w:id="19"/>
-    <w:bookmarkStart w:id="20" w:name="idiomas"/>
+    <w:bookmarkEnd w:id="21"/>
+    <w:bookmarkStart w:id="22" w:name="certificações"/>
     <w:p>
       <w:pPr>
         <w:pStyle w:val="Heading2"/>
       </w:pPr>
       <w:r>
+        <w:t xml:space="preserve">Certificações</w:t>
+      </w:r>
+    </w:p>
+    <w:p>
+      <w:pPr>
+        <w:pStyle w:val="FirstParagraph"/>
+      </w:pPr>
+      <w:r>
+        <w:rPr>
+          <w:b/>
+          <w:bCs/>
+        </w:rPr>
+        <w:t xml:space="preserve">Architecting with Google Compute Engine</w:t>
+      </w:r>
+      <w:r>
+        <w:t xml:space="preserve"> </w:t>
+      </w:r>
+      <w:r>
+        <w:t xml:space="preserve">— Google Cloud | Mar 2022</w:t>
+      </w:r>
+    </w:p>
+    <w:bookmarkEnd w:id="22"/>
+    <w:bookmarkStart w:id="23" w:name="idiomas"/>
+    <w:p>
+      <w:pPr>
+        <w:pStyle w:val="Heading2"/>
+      </w:pPr>
+      <w:r>
         <w:t xml:space="preserve">Idiomas</w:t>
       </w:r>
     </w:p>
@@ -825,11 +924,11 @@
         <w:pStyle w:val="FirstParagraph"/>
       </w:pPr>
       <w:r>
-        <w:t xml:space="preserve">Português (Nativo) · Inglês (Avançado/Fluente, C1)</w:t>
-      </w:r>
-    </w:p>
-    <w:bookmarkEnd w:id="20"/>
-    <w:bookmarkEnd w:id="21"/>
+        <w:t xml:space="preserve">Português (Nativo) · Inglês (Fluente; EF SET 71/100, C2)</w:t>
+      </w:r>
+    </w:p>
+    <w:bookmarkEnd w:id="23"/>
+    <w:bookmarkEnd w:id="24"/>
     <w:sectPr>
       <w:footnotePr>
         <w:numRestart w:val="eachSect"/>
@@ -1062,6 +1161,9 @@
     <w:abstractNumId w:val="991"/>
   </w:num>
   <w:num w:numId="1006">
+    <w:abstractNumId w:val="991"/>
+  </w:num>
+  <w:num w:numId="1007">
     <w:abstractNumId w:val="991"/>
   </w:num>
 </w:numbering>

--- a/dist/Lucas-Selani-CV-Fullstack-PT-BR.docx
+++ b/dist/Lucas-Selani-CV-Fullstack-PT-BR.docx
@@ -236,13 +236,13 @@
       </w:r>
     </w:p>
     <w:bookmarkEnd w:id="13"/>
-    <w:bookmarkStart w:id="14" w:name="Xac49fb0cef6a4744e5ce336eca7e53e19f2d0cf"/>
+    <w:bookmarkStart w:id="14" w:name="Xf7994b2f0c18d778c9f0ee219442c3fbbafe86e"/>
     <w:p>
       <w:pPr>
         <w:pStyle w:val="Heading3"/>
       </w:pPr>
       <w:r>
-        <w:t xml:space="preserve">Engenheiro Mobile Sênior — Will Bank | Nov 2024 – Jul 2026</w:t>
+        <w:t xml:space="preserve">Engenheiro de Software Sênior — Will Bank | Nov 2024 – Jul 2026</w:t>
       </w:r>
     </w:p>
     <w:p>

--- a/dist/Lucas-Selani-CV-Fullstack-PT-BR.docx
+++ b/dist/Lucas-Selani-CV-Fullstack-PT-BR.docx
@@ -465,7 +465,7 @@
           <w:i/>
           <w:iCs/>
         </w:rPr>
-        <w:t xml:space="preserve">Líder brasileira em identidade digital · Remoto · Entrei como Desenvolvedor de Software e fui promovido a Sênior (IC5) em 2022.</w:t>
+        <w:t xml:space="preserve">Líder brasileira em identidade digital · Remoto · Entrei como Desenvolvedor de Software e fui promovido a Sênior (IC5) em jan/2023.</w:t>
       </w:r>
     </w:p>
     <w:p>
@@ -831,13 +831,13 @@
         <w:t xml:space="preserve">Projetos</w:t>
       </w:r>
     </w:p>
-    <w:bookmarkStart w:id="19" w:name="Xbc0271f3e38794417449e446dd8836f12462705"/>
+    <w:bookmarkStart w:id="19" w:name="Xd534a3f341f9dbcad623f0c21dcb739602b4ebf"/>
     <w:p>
       <w:pPr>
         <w:pStyle w:val="Heading3"/>
       </w:pPr>
       <w:r>
-        <w:t xml:space="preserve">Darkrunner — pipeline automatizado de vídeo (TypeScript/Node.js, privado)</w:t>
+        <w:t xml:space="preserve">Darkrunner — pipeline automatizado de vídeo (TypeScript/Node.js, privado) | Nov 2025 – Abr 2026</w:t>
       </w:r>
     </w:p>
     <w:p>

--- a/dist/Lucas-Selani-CV-Fullstack-PT-BR.docx
+++ b/dist/Lucas-Selani-CV-Fullstack-PT-BR.docx
@@ -135,7 +135,7 @@
         <w:t xml:space="preserve"> </w:t>
       </w:r>
       <w:r>
-        <w:t xml:space="preserve">AWS, GCP, Docker, Kubernetes, Terraform, CI/CD (GitHub Actions), Trunk-Based Development, Feature Flags</w:t>
+        <w:t xml:space="preserve">AWS, GCP, Docker, Kubernetes, Terraform, CI/CD (GitHub Actions), Trunk-Based Development, Feature Flags (LaunchDarkly), Observabilidade (Datadog, New Relic, incident.io)</w:t>
       </w:r>
     </w:p>
     <w:p>
@@ -157,7 +157,7 @@
         <w:t xml:space="preserve"> </w:t>
       </w:r>
       <w:r>
-        <w:t xml:space="preserve">Flutter, Dart, Android (Kotlin, Java), iOS via Flutter, React, BLoC, Firebase</w:t>
+        <w:t xml:space="preserve">Flutter, Dart, Android (Kotlin, Java), iOS via Flutter, React, BLoC, Firebase, PostHog, Mixpanel, Segment</w:t>
       </w:r>
     </w:p>
     <w:p>
@@ -443,7 +443,51 @@
         </w:numPr>
       </w:pPr>
       <w:r>
-        <w:t xml:space="preserve">Stack: Rust, Java, JavaScript, AWS, PostgreSQL, Flutter, Dart, Server-Driven UI, Feature Flags.</w:t>
+        <w:t xml:space="preserve">Criei dashboards no</w:t>
+      </w:r>
+      <w:r>
+        <w:t xml:space="preserve"> </w:t>
+      </w:r>
+      <w:r>
+        <w:rPr>
+          <w:b/>
+          <w:bCs/>
+        </w:rPr>
+        <w:t xml:space="preserve">Datadog</w:t>
+      </w:r>
+      <w:r>
+        <w:t xml:space="preserve"> </w:t>
+      </w:r>
+      <w:r>
+        <w:t xml:space="preserve">(logs) e no</w:t>
+      </w:r>
+      <w:r>
+        <w:t xml:space="preserve"> </w:t>
+      </w:r>
+      <w:r>
+        <w:rPr>
+          <w:b/>
+          <w:bCs/>
+        </w:rPr>
+        <w:t xml:space="preserve">PostHog</w:t>
+      </w:r>
+      <w:r>
+        <w:t xml:space="preserve"> </w:t>
+      </w:r>
+      <w:r>
+        <w:t xml:space="preserve">(eventos) para o fluxo de desafios: saúde do fluxo, funis da jornada do usuário para encontrar pontos de abandono e painéis para depurar erros específicos.</w:t>
+      </w:r>
+    </w:p>
+    <w:p>
+      <w:pPr>
+        <w:pStyle w:val="Compact"/>
+        <w:numPr>
+          <w:ilvl w:val="0"/>
+          <w:numId w:val="1003"/>
+        </w:numPr>
+      </w:pPr>
+      <w:r>
+        <w:t xml:space="preserve">Stack: Rust, Java, JavaScript, AWS, PostgreSQL, Flutter, Dart, Server-Driven UI, Feature Flags, Datadog, PostHog.</w:t>
       </w:r>
     </w:p>
     <w:bookmarkEnd w:id="14"/>
@@ -518,7 +562,7 @@
         </w:numPr>
       </w:pPr>
       <w:r>
-        <w:t xml:space="preserve">Arquitetei e escalei um</w:t>
+        <w:t xml:space="preserve">Arquitetei o</w:t>
       </w:r>
       <w:r>
         <w:t xml:space="preserve"> </w:t>
@@ -534,20 +578,30 @@
         <w:t xml:space="preserve"> </w:t>
       </w:r>
       <w:r>
-        <w:t xml:space="preserve">multimódulo com mais de</w:t>
-      </w:r>
-      <w:r>
-        <w:t xml:space="preserve"> </w:t>
-      </w:r>
-      <w:r>
-        <w:rPr>
-          <w:b/>
-          <w:bCs/>
-        </w:rPr>
-        <w:t xml:space="preserve">200 mil usuários ativos</w:t>
-      </w:r>
-      <w:r>
-        <w:t xml:space="preserve">, com biometria facial e documentos digitais.</w:t>
+        <w:t xml:space="preserve">multimódulo (</w:t>
+      </w:r>
+      <w:r>
+        <w:rPr>
+          <w:b/>
+          <w:bCs/>
+        </w:rPr>
+        <w:t xml:space="preserve">mais de 200 mil usuários ativos</w:t>
+      </w:r>
+      <w:r>
+        <w:t xml:space="preserve">, biometria facial e documentos digitais) conforme o time crescia: pacotes por funcionalidade com time dono via</w:t>
+      </w:r>
+      <w:r>
+        <w:t xml:space="preserve"> </w:t>
+      </w:r>
+      <w:r>
+        <w:rPr>
+          <w:b/>
+          <w:bCs/>
+        </w:rPr>
+        <w:t xml:space="preserve">CODEOWNERS</w:t>
+      </w:r>
+      <w:r>
+        <w:t xml:space="preserve">, o que reduziu o tempo de build e os conflitos de merge, deixou o code review com o time responsável e permitiu rodar cada módulo isoladamente.</w:t>
       </w:r>
     </w:p>
     <w:p>
@@ -559,20 +613,39 @@
         </w:numPr>
       </w:pPr>
       <w:r>
-        <w:t xml:space="preserve">Dividi o app em pacotes por funcionalidade, cada um com seu time dono via</w:t>
-      </w:r>
-      <w:r>
-        <w:t xml:space="preserve"> </w:t>
-      </w:r>
-      <w:r>
-        <w:rPr>
-          <w:b/>
-          <w:bCs/>
-        </w:rPr>
-        <w:t xml:space="preserve">CODEOWNERS</w:t>
-      </w:r>
-      <w:r>
-        <w:t xml:space="preserve">, o que reduziu o tempo de build e os conflitos de merge, deixou o code review com o time responsável e permitiu rodar cada módulo isoladamente.</w:t>
+        <w:t xml:space="preserve">Projetei o</w:t>
+      </w:r>
+      <w:r>
+        <w:t xml:space="preserve"> </w:t>
+      </w:r>
+      <w:r>
+        <w:rPr>
+          <w:b/>
+          <w:bCs/>
+        </w:rPr>
+        <w:t xml:space="preserve">Design System</w:t>
+      </w:r>
+      <w:r>
+        <w:t xml:space="preserve"> </w:t>
+      </w:r>
+      <w:r>
+        <w:t xml:space="preserve">usado por todos os módulos do super-app, sobre o</w:t>
+      </w:r>
+      <w:r>
+        <w:t xml:space="preserve"> </w:t>
+      </w:r>
+      <w:r>
+        <w:rPr>
+          <w:b/>
+          <w:bCs/>
+        </w:rPr>
+        <w:t xml:space="preserve">Módulo Core</w:t>
+      </w:r>
+      <w:r>
+        <w:t xml:space="preserve"> </w:t>
+      </w:r>
+      <w:r>
+        <w:t xml:space="preserve">que eu já havia construído com a camada de plataforma compartilhada por todas as funcionalidades.</w:t>
       </w:r>
     </w:p>
     <w:p>
@@ -584,39 +657,7 @@
         </w:numPr>
       </w:pPr>
       <w:r>
-        <w:t xml:space="preserve">Projetei o</w:t>
-      </w:r>
-      <w:r>
-        <w:t xml:space="preserve"> </w:t>
-      </w:r>
-      <w:r>
-        <w:rPr>
-          <w:b/>
-          <w:bCs/>
-        </w:rPr>
-        <w:t xml:space="preserve">Módulo Core</w:t>
-      </w:r>
-      <w:r>
-        <w:t xml:space="preserve"> </w:t>
-      </w:r>
-      <w:r>
-        <w:t xml:space="preserve">e o</w:t>
-      </w:r>
-      <w:r>
-        <w:t xml:space="preserve"> </w:t>
-      </w:r>
-      <w:r>
-        <w:rPr>
-          <w:b/>
-          <w:bCs/>
-        </w:rPr>
-        <w:t xml:space="preserve">Design System</w:t>
-      </w:r>
-      <w:r>
-        <w:t xml:space="preserve"> </w:t>
-      </w:r>
-      <w:r>
-        <w:t xml:space="preserve">usados por todos os módulos do super-app, e construí o</w:t>
+        <w:t xml:space="preserve">Automatizei o</w:t>
       </w:r>
       <w:r>
         <w:t xml:space="preserve"> </w:t>
@@ -632,7 +673,20 @@
         <w:t xml:space="preserve"> </w:t>
       </w:r>
       <w:r>
-        <w:t xml:space="preserve">do monorepo trunk-based com trem de releases semanal.</w:t>
+        <w:t xml:space="preserve">de builds de teste e da publicação na App Store e no Google Play, e depois organizei as entregas em um</w:t>
+      </w:r>
+      <w:r>
+        <w:t xml:space="preserve"> </w:t>
+      </w:r>
+      <w:r>
+        <w:rPr>
+          <w:b/>
+          <w:bCs/>
+        </w:rPr>
+        <w:t xml:space="preserve">trem de releases semanal</w:t>
+      </w:r>
+      <w:r>
+        <w:t xml:space="preserve">.</w:t>
       </w:r>
     </w:p>
     <w:p>
@@ -644,7 +698,112 @@
         </w:numPr>
       </w:pPr>
       <w:r>
-        <w:t xml:space="preserve">Stack: Go, React, Flutter, Dart, Monorepo, GitHub Actions.</w:t>
+        <w:t xml:space="preserve">Montei o fluxo de alertas de plantão com</w:t>
+      </w:r>
+      <w:r>
+        <w:t xml:space="preserve"> </w:t>
+      </w:r>
+      <w:r>
+        <w:rPr>
+          <w:b/>
+          <w:bCs/>
+        </w:rPr>
+        <w:t xml:space="preserve">New Relic</w:t>
+      </w:r>
+      <w:r>
+        <w:t xml:space="preserve"> </w:t>
+      </w:r>
+      <w:r>
+        <w:t xml:space="preserve">e</w:t>
+      </w:r>
+      <w:r>
+        <w:t xml:space="preserve"> </w:t>
+      </w:r>
+      <w:r>
+        <w:rPr>
+          <w:b/>
+          <w:bCs/>
+        </w:rPr>
+        <w:t xml:space="preserve">incident.io</w:t>
+      </w:r>
+      <w:r>
+        <w:t xml:space="preserve"> </w:t>
+      </w:r>
+      <w:r>
+        <w:t xml:space="preserve">para o responsável da semana, e migrei analytics e feature flags de</w:t>
+      </w:r>
+      <w:r>
+        <w:t xml:space="preserve"> </w:t>
+      </w:r>
+      <w:r>
+        <w:rPr>
+          <w:b/>
+          <w:bCs/>
+        </w:rPr>
+        <w:t xml:space="preserve">Segment</w:t>
+      </w:r>
+      <w:r>
+        <w:t xml:space="preserve"> </w:t>
+      </w:r>
+      <w:r>
+        <w:t xml:space="preserve">e</w:t>
+      </w:r>
+      <w:r>
+        <w:t xml:space="preserve"> </w:t>
+      </w:r>
+      <w:r>
+        <w:rPr>
+          <w:b/>
+          <w:bCs/>
+        </w:rPr>
+        <w:t xml:space="preserve">Firebase</w:t>
+      </w:r>
+      <w:r>
+        <w:t xml:space="preserve"> </w:t>
+      </w:r>
+      <w:r>
+        <w:t xml:space="preserve">(Firestore, Remote Config) para</w:t>
+      </w:r>
+      <w:r>
+        <w:t xml:space="preserve"> </w:t>
+      </w:r>
+      <w:r>
+        <w:rPr>
+          <w:b/>
+          <w:bCs/>
+        </w:rPr>
+        <w:t xml:space="preserve">Mixpanel</w:t>
+      </w:r>
+      <w:r>
+        <w:t xml:space="preserve"> </w:t>
+      </w:r>
+      <w:r>
+        <w:t xml:space="preserve">e</w:t>
+      </w:r>
+      <w:r>
+        <w:t xml:space="preserve"> </w:t>
+      </w:r>
+      <w:r>
+        <w:rPr>
+          <w:b/>
+          <w:bCs/>
+        </w:rPr>
+        <w:t xml:space="preserve">LaunchDarkly</w:t>
+      </w:r>
+      <w:r>
+        <w:t xml:space="preserve">.</w:t>
+      </w:r>
+    </w:p>
+    <w:p>
+      <w:pPr>
+        <w:pStyle w:val="Compact"/>
+        <w:numPr>
+          <w:ilvl w:val="0"/>
+          <w:numId w:val="1004"/>
+        </w:numPr>
+      </w:pPr>
+      <w:r>
+        <w:t xml:space="preserve">Stack: Go, React, Flutter, Dart, Firebase, LaunchDarkly, Mixpanel, New Relic, incident.io.</w:t>
       </w:r>
     </w:p>
     <w:bookmarkEnd w:id="15"/>

--- a/dist/Lucas-Selani-CV-Fullstack-PT-BR.docx
+++ b/dist/Lucas-Selani-CV-Fullstack-PT-BR.docx
@@ -135,7 +135,7 @@
         <w:t xml:space="preserve"> </w:t>
       </w:r>
       <w:r>
-        <w:t xml:space="preserve">AWS, GCP, Docker, Kubernetes, Terraform, CI/CD (GitHub Actions), Trunk-Based Development, Feature Flags (LaunchDarkly), Observabilidade (Datadog, New Relic, incident.io)</w:t>
+        <w:t xml:space="preserve">AWS, GCP, Docker, Kubernetes, Terraform, CI/CD (GitHub Actions), Trunk-Based Development, Feature Flags (GrowthBook, LaunchDarkly), Observabilidade (Datadog, New Relic, incident.io)</w:t>
       </w:r>
     </w:p>
     <w:p>
@@ -407,7 +407,20 @@
         <w:t xml:space="preserve"> </w:t>
       </w:r>
       <w:r>
-        <w:t xml:space="preserve">com feature flag.</w:t>
+        <w:t xml:space="preserve">com feature flag no</w:t>
+      </w:r>
+      <w:r>
+        <w:t xml:space="preserve"> </w:t>
+      </w:r>
+      <w:r>
+        <w:rPr>
+          <w:b/>
+          <w:bCs/>
+        </w:rPr>
+        <w:t xml:space="preserve">GrowthBook</w:t>
+      </w:r>
+      <w:r>
+        <w:t xml:space="preserve">.</w:t>
       </w:r>
     </w:p>
     <w:p>
@@ -487,7 +500,7 @@
         </w:numPr>
       </w:pPr>
       <w:r>
-        <w:t xml:space="preserve">Stack: Rust, Java, JavaScript, AWS, PostgreSQL, Flutter, Dart, Server-Driven UI, Feature Flags, Datadog, PostHog.</w:t>
+        <w:t xml:space="preserve">Stack: Rust, Java, JavaScript, AWS, PostgreSQL, Flutter, Dart, Server-Driven UI, GrowthBook, Datadog, PostHog.</w:t>
       </w:r>
     </w:p>
     <w:bookmarkEnd w:id="14"/>

--- a/dist/Lucas-Selani-CV-Fullstack-PT-BR.docx
+++ b/dist/Lucas-Selani-CV-Fullstack-PT-BR.docx
@@ -522,7 +522,7 @@
           <w:i/>
           <w:iCs/>
         </w:rPr>
-        <w:t xml:space="preserve">Líder brasileira em identidade digital · Remoto · Entrei como Desenvolvedor de Software e fui promovido a Sênior (IC5) em jan/2023.</w:t>
+        <w:t xml:space="preserve">Líder brasileira em identidade digital · Remoto · Entrei como Desenvolvedor de Software e fui promovido a Sênior (IC5) em ago/2022.</w:t>
       </w:r>
     </w:p>
     <w:p>
@@ -816,7 +816,7 @@
         </w:numPr>
       </w:pPr>
       <w:r>
-        <w:t xml:space="preserve">Stack: Go, React, Flutter, Dart, Firebase, LaunchDarkly, Mixpanel, New Relic, incident.io.</w:t>
+        <w:t xml:space="preserve">Stack: Go, React, GCP, Flutter, Dart, Firebase, LaunchDarkly, Mixpanel, New Relic, incident.io.</w:t>
       </w:r>
     </w:p>
     <w:bookmarkEnd w:id="15"/>
